--- a/Outputs/Tables/T1.docx
+++ b/Outputs/Tables/T1.docx
@@ -7478,7 +7478,7 @@
                 <w:szCs w:val="12"/>
                 <w:color w:val="000000"/>
               </w:rPr>
-              <w:t xml:space="preserve">All values are displayed as mean ± SD for ratio continuous variables or n (%) for categorical variables.</w:t>
+              <w:t xml:space="preserve">All values are displayed as mean ± SD for continuous variables or n (%) for categorical variables.</w:t>
             </w:r>
           </w:p>
         </w:tc>
